--- a/docs/SPECIFICATION.docx
+++ b/docs/SPECIFICATION.docx
@@ -1,6 +1,6 @@
 
 <file path=word/document.xml><?xml version="1.0" encoding="utf-8"?>
-<w:document xmlns:wpc="http://schemas.microsoft.com/office/word/2010/wordprocessingCanvas" xmlns:cx="http://schemas.microsoft.com/office/drawing/2014/chartex" xmlns:cx1="http://schemas.microsoft.com/office/drawing/2015/9/8/chartex" xmlns:cx2="http://schemas.microsoft.com/office/drawing/2015/10/21/chartex" xmlns:cx3="http://schemas.microsoft.com/office/drawing/2016/5/9/chartex" xmlns:cx4="http://schemas.microsoft.com/office/drawing/2016/5/10/chartex" xmlns:cx5="http://schemas.microsoft.com/office/drawing/2016/5/11/chartex" xmlns:cx6="http://schemas.microsoft.com/office/drawing/2016/5/12/chartex" xmlns:cx7="http://schemas.microsoft.com/office/drawing/2016/5/13/chartex" xmlns:cx8="http://schemas.microsoft.com/office/drawing/2016/5/14/chartex" xmlns:mc="http://schemas.openxmlformats.org/markup-compatibility/2006" xmlns:aink="http://schemas.microsoft.com/office/drawing/2016/ink" xmlns:am3d="http://schemas.microsoft.com/office/drawing/2017/model3d" xmlns:o="urn:schemas-microsoft-com:office:office" xmlns:r="http://schemas.openxmlformats.org/officeDocument/2006/relationships" xmlns:m="http://schemas.openxmlformats.org/officeDocument/2006/math" xmlns:v="urn:schemas-microsoft-com:vml" xmlns:wp14="http://schemas.microsoft.com/office/word/2010/wordprocessingDrawing" xmlns:wp="http://schemas.openxmlformats.org/drawingml/2006/wordprocessingDrawing" xmlns:w10="urn:schemas-microsoft-com:office:word" xmlns:w="http://schemas.openxmlformats.org/wordprocessingml/2006/main" xmlns:w14="http://schemas.microsoft.com/office/word/2010/wordml" xmlns:w15="http://schemas.microsoft.com/office/word/2012/wordml" xmlns:w16cex="http://schemas.microsoft.com/office/word/2018/wordml/cex" xmlns:w16cid="http://schemas.microsoft.com/office/word/2016/wordml/cid" xmlns:w16="http://schemas.microsoft.com/office/word/2018/wordml" xmlns:w16se="http://schemas.microsoft.com/office/word/2015/wordml/symex" xmlns:wpg="http://schemas.microsoft.com/office/word/2010/wordprocessingGroup" xmlns:wpi="http://schemas.microsoft.com/office/word/2010/wordprocessingInk" xmlns:wne="http://schemas.microsoft.com/office/word/2006/wordml" xmlns:wps="http://schemas.microsoft.com/office/word/2010/wordprocessingShape" mc:Ignorable="w14 w15 w16se w16cid w16 w16cex wp14">
+<w:document xmlns:wpc="http://schemas.microsoft.com/office/word/2010/wordprocessingCanvas" xmlns:cx="http://schemas.microsoft.com/office/drawing/2014/chartex" xmlns:cx1="http://schemas.microsoft.com/office/drawing/2015/9/8/chartex" xmlns:cx2="http://schemas.microsoft.com/office/drawing/2015/10/21/chartex" xmlns:cx3="http://schemas.microsoft.com/office/drawing/2016/5/9/chartex" xmlns:cx4="http://schemas.microsoft.com/office/drawing/2016/5/10/chartex" xmlns:cx5="http://schemas.microsoft.com/office/drawing/2016/5/11/chartex" xmlns:cx6="http://schemas.microsoft.com/office/drawing/2016/5/12/chartex" xmlns:cx7="http://schemas.microsoft.com/office/drawing/2016/5/13/chartex" xmlns:cx8="http://schemas.microsoft.com/office/drawing/2016/5/14/chartex" xmlns:mc="http://schemas.openxmlformats.org/markup-compatibility/2006" xmlns:aink="http://schemas.microsoft.com/office/drawing/2016/ink" xmlns:am3d="http://schemas.microsoft.com/office/drawing/2017/model3d" xmlns:o="urn:schemas-microsoft-com:office:office" xmlns:r="http://schemas.openxmlformats.org/officeDocument/2006/relationships" xmlns:m="http://schemas.openxmlformats.org/officeDocument/2006/math" xmlns:v="urn:schemas-microsoft-com:vml" xmlns:wp14="http://schemas.microsoft.com/office/word/2010/wordprocessingDrawing" xmlns:wp="http://schemas.openxmlformats.org/drawingml/2006/wordprocessingDrawing" xmlns:w10="urn:schemas-microsoft-com:office:word" xmlns:w="http://schemas.openxmlformats.org/wordprocessingml/2006/main" xmlns:w14="http://schemas.microsoft.com/office/word/2010/wordml" xmlns:w15="http://schemas.microsoft.com/office/word/2012/wordml" xmlns:w16cex="http://schemas.microsoft.com/office/word/2018/wordml/cex" xmlns:w16cid="http://schemas.microsoft.com/office/word/2016/wordml/cid" xmlns:w16="http://schemas.microsoft.com/office/word/2018/wordml" xmlns:w16sdtdh="http://schemas.microsoft.com/office/word/2020/wordml/sdtdatahash" xmlns:w16se="http://schemas.microsoft.com/office/word/2015/wordml/symex" xmlns:wpg="http://schemas.microsoft.com/office/word/2010/wordprocessingGroup" xmlns:wpi="http://schemas.microsoft.com/office/word/2010/wordprocessingInk" xmlns:wne="http://schemas.microsoft.com/office/word/2006/wordml" xmlns:wps="http://schemas.microsoft.com/office/word/2010/wordprocessingShape" mc:Ignorable="w14 w15 w16se w16cid w16 w16cex w16sdtdh wp14">
   <w:body>
     <w:p>
       <w:pPr>
@@ -142,27 +142,7 @@
           <w:szCs w:val="28"/>
           <w:lang w:eastAsia="ru-RU"/>
         </w:rPr>
-        <w:t xml:space="preserve">Приложение разрабатывается на языке </w:t>
-      </w:r>
-      <w:proofErr w:type="spellStart"/>
-      <w:r>
-        <w:rPr>
-          <w:rFonts w:ascii="Times New Roman" w:eastAsia="Times New Roman" w:hAnsi="Times New Roman" w:cs="Times New Roman"/>
-          <w:sz w:val="28"/>
-          <w:szCs w:val="28"/>
-          <w:lang w:eastAsia="ru-RU"/>
-        </w:rPr>
-        <w:t>Java</w:t>
-      </w:r>
-      <w:proofErr w:type="spellEnd"/>
-      <w:r>
-        <w:rPr>
-          <w:rFonts w:ascii="Times New Roman" w:eastAsia="Times New Roman" w:hAnsi="Times New Roman" w:cs="Times New Roman"/>
-          <w:sz w:val="28"/>
-          <w:szCs w:val="28"/>
-          <w:lang w:eastAsia="ru-RU"/>
-        </w:rPr>
-        <w:t xml:space="preserve"> с графическим интерфейсом.</w:t>
+        <w:t>Приложение разрабатывается на языке Java с графическим интерфейсом.</w:t>
       </w:r>
     </w:p>
     <w:p>
@@ -1473,25 +1453,7 @@
           <w:sz w:val="28"/>
           <w:szCs w:val="28"/>
         </w:rPr>
-        <w:t xml:space="preserve">Программа должна проверять корректность файла. При ошибке программа не должна </w:t>
-      </w:r>
-      <w:proofErr w:type="spellStart"/>
-      <w:r>
-        <w:rPr>
-          <w:rFonts w:ascii="Times New Roman" w:hAnsi="Times New Roman" w:cs="Times New Roman"/>
-          <w:sz w:val="28"/>
-          <w:szCs w:val="28"/>
-        </w:rPr>
-        <w:t>аварийно</w:t>
-      </w:r>
-      <w:proofErr w:type="spellEnd"/>
-      <w:r>
-        <w:rPr>
-          <w:rFonts w:ascii="Times New Roman" w:hAnsi="Times New Roman" w:cs="Times New Roman"/>
-          <w:sz w:val="28"/>
-          <w:szCs w:val="28"/>
-        </w:rPr>
-        <w:t xml:space="preserve"> завершаться. Она должна показать пользователю понятное сообщение об ошибке.</w:t>
+        <w:t>Программа должна проверять корректность файла. При ошибке программа не должна аварийно завершаться. Она должна показать пользователю понятное сообщение об ошибке.</w:t>
       </w:r>
     </w:p>
     <w:p>
@@ -1555,25 +1517,7 @@
           <w:sz w:val="28"/>
           <w:szCs w:val="28"/>
         </w:rPr>
-        <w:t xml:space="preserve">Для подобных сообщений организуется модальное окно, которое </w:t>
-      </w:r>
-      <w:proofErr w:type="spellStart"/>
-      <w:r>
-        <w:rPr>
-          <w:rFonts w:ascii="Times New Roman" w:hAnsi="Times New Roman" w:cs="Times New Roman"/>
-          <w:sz w:val="28"/>
-          <w:szCs w:val="28"/>
-        </w:rPr>
-        <w:t>переиспользуется</w:t>
-      </w:r>
-      <w:proofErr w:type="spellEnd"/>
-      <w:r>
-        <w:rPr>
-          <w:rFonts w:ascii="Times New Roman" w:hAnsi="Times New Roman" w:cs="Times New Roman"/>
-          <w:sz w:val="28"/>
-          <w:szCs w:val="28"/>
-        </w:rPr>
-        <w:t xml:space="preserve"> с параметрами:</w:t>
+        <w:t>Для подобных сообщений организуется модальное окно, которое переиспользуется с параметрами:</w:t>
       </w:r>
     </w:p>
     <w:p>
@@ -1589,7 +1533,6 @@
           <w:szCs w:val="28"/>
         </w:rPr>
       </w:pPr>
-      <w:proofErr w:type="spellStart"/>
       <w:r>
         <w:rPr>
           <w:rFonts w:ascii="Times New Roman" w:hAnsi="Times New Roman" w:cs="Times New Roman"/>
@@ -1598,75 +1541,8 @@
           <w:sz w:val="28"/>
           <w:szCs w:val="28"/>
         </w:rPr>
-        <w:t>String</w:t>
-      </w:r>
-      <w:proofErr w:type="spellEnd"/>
-      <w:r>
-        <w:rPr>
-          <w:rFonts w:ascii="Times New Roman" w:hAnsi="Times New Roman" w:cs="Times New Roman"/>
-          <w:i/>
-          <w:iCs/>
-          <w:sz w:val="28"/>
-          <w:szCs w:val="28"/>
-        </w:rPr>
-        <w:t xml:space="preserve"> </w:t>
-      </w:r>
-      <w:proofErr w:type="spellStart"/>
-      <w:r>
-        <w:rPr>
-          <w:rFonts w:ascii="Times New Roman" w:hAnsi="Times New Roman" w:cs="Times New Roman"/>
-          <w:i/>
-          <w:iCs/>
-          <w:sz w:val="28"/>
-          <w:szCs w:val="28"/>
-        </w:rPr>
-        <w:t>title</w:t>
-      </w:r>
-      <w:proofErr w:type="spellEnd"/>
-      <w:r>
-        <w:rPr>
-          <w:rFonts w:ascii="Times New Roman" w:hAnsi="Times New Roman" w:cs="Times New Roman"/>
-          <w:i/>
-          <w:iCs/>
-          <w:sz w:val="28"/>
-          <w:szCs w:val="28"/>
-        </w:rPr>
-        <w:t xml:space="preserve">, </w:t>
-      </w:r>
-      <w:proofErr w:type="spellStart"/>
-      <w:r>
-        <w:rPr>
-          <w:rFonts w:ascii="Times New Roman" w:hAnsi="Times New Roman" w:cs="Times New Roman"/>
-          <w:i/>
-          <w:iCs/>
-          <w:sz w:val="28"/>
-          <w:szCs w:val="28"/>
-        </w:rPr>
-        <w:t>String</w:t>
-      </w:r>
-      <w:proofErr w:type="spellEnd"/>
-      <w:r>
-        <w:rPr>
-          <w:rFonts w:ascii="Times New Roman" w:hAnsi="Times New Roman" w:cs="Times New Roman"/>
-          <w:i/>
-          <w:iCs/>
-          <w:sz w:val="28"/>
-          <w:szCs w:val="28"/>
-        </w:rPr>
-        <w:t xml:space="preserve"> </w:t>
-      </w:r>
-      <w:proofErr w:type="spellStart"/>
-      <w:r>
-        <w:rPr>
-          <w:rFonts w:ascii="Times New Roman" w:hAnsi="Times New Roman" w:cs="Times New Roman"/>
-          <w:i/>
-          <w:iCs/>
-          <w:sz w:val="28"/>
-          <w:szCs w:val="28"/>
-        </w:rPr>
-        <w:t>message</w:t>
-      </w:r>
-      <w:proofErr w:type="spellEnd"/>
+        <w:t>String title, String message</w:t>
+      </w:r>
     </w:p>
     <w:p>
       <w:pPr>
@@ -1889,25 +1765,7 @@
           <w:sz w:val="28"/>
           <w:szCs w:val="28"/>
         </w:rPr>
-        <w:t xml:space="preserve">поле </w:t>
-      </w:r>
-      <w:proofErr w:type="spellStart"/>
-      <w:r>
-        <w:rPr>
-          <w:rFonts w:ascii="Times New Roman" w:hAnsi="Times New Roman" w:cs="Times New Roman"/>
-          <w:sz w:val="28"/>
-          <w:szCs w:val="28"/>
-        </w:rPr>
-        <w:t>Name</w:t>
-      </w:r>
-      <w:proofErr w:type="spellEnd"/>
-      <w:r>
-        <w:rPr>
-          <w:rFonts w:ascii="Times New Roman" w:hAnsi="Times New Roman" w:cs="Times New Roman"/>
-          <w:sz w:val="28"/>
-          <w:szCs w:val="28"/>
-        </w:rPr>
-        <w:t>;</w:t>
+        <w:t>поле Name;</w:t>
       </w:r>
     </w:p>
     <w:p>
@@ -2052,63 +1910,27 @@
           <w:sz w:val="28"/>
           <w:szCs w:val="28"/>
         </w:rPr>
-        <w:t xml:space="preserve">Если пользователь </w:t>
-      </w:r>
-      <w:proofErr w:type="gramStart"/>
-      <w:r>
-        <w:rPr>
-          <w:rFonts w:ascii="Times New Roman" w:hAnsi="Times New Roman" w:cs="Times New Roman"/>
-          <w:sz w:val="28"/>
-          <w:szCs w:val="28"/>
-        </w:rPr>
-        <w:t>нажимает</w:t>
-      </w:r>
-      <w:proofErr w:type="gramEnd"/>
-      <w:r>
-        <w:rPr>
-          <w:rFonts w:ascii="Times New Roman" w:hAnsi="Times New Roman" w:cs="Times New Roman"/>
-          <w:sz w:val="28"/>
-          <w:szCs w:val="28"/>
-        </w:rPr>
-        <w:t xml:space="preserve"> Сохранить, вершина сохраняется в графе.</w:t>
-      </w:r>
-    </w:p>
-    <w:p>
-      <w:pPr>
-        <w:spacing w:after="0" w:line="360" w:lineRule="auto"/>
-        <w:ind w:firstLine="709"/>
-        <w:jc w:val="both"/>
-        <w:rPr>
-          <w:rFonts w:ascii="Times New Roman" w:hAnsi="Times New Roman" w:cs="Times New Roman"/>
-          <w:sz w:val="28"/>
-          <w:szCs w:val="28"/>
-        </w:rPr>
-      </w:pPr>
-      <w:r>
-        <w:rPr>
-          <w:rFonts w:ascii="Times New Roman" w:hAnsi="Times New Roman" w:cs="Times New Roman"/>
-          <w:sz w:val="28"/>
-          <w:szCs w:val="28"/>
-        </w:rPr>
-        <w:t xml:space="preserve">Если пользователь </w:t>
-      </w:r>
-      <w:proofErr w:type="gramStart"/>
-      <w:r>
-        <w:rPr>
-          <w:rFonts w:ascii="Times New Roman" w:hAnsi="Times New Roman" w:cs="Times New Roman"/>
-          <w:sz w:val="28"/>
-          <w:szCs w:val="28"/>
-        </w:rPr>
-        <w:t>нажимает</w:t>
-      </w:r>
-      <w:proofErr w:type="gramEnd"/>
-      <w:r>
-        <w:rPr>
-          <w:rFonts w:ascii="Times New Roman" w:hAnsi="Times New Roman" w:cs="Times New Roman"/>
-          <w:sz w:val="28"/>
-          <w:szCs w:val="28"/>
-        </w:rPr>
-        <w:t xml:space="preserve"> Удалить, создание вершины отменяется.</w:t>
+        <w:t>Если пользователь нажимает Сохранить, вершина сохраняется в графе.</w:t>
+      </w:r>
+    </w:p>
+    <w:p>
+      <w:pPr>
+        <w:spacing w:after="0" w:line="360" w:lineRule="auto"/>
+        <w:ind w:firstLine="709"/>
+        <w:jc w:val="both"/>
+        <w:rPr>
+          <w:rFonts w:ascii="Times New Roman" w:hAnsi="Times New Roman" w:cs="Times New Roman"/>
+          <w:sz w:val="28"/>
+          <w:szCs w:val="28"/>
+        </w:rPr>
+      </w:pPr>
+      <w:r>
+        <w:rPr>
+          <w:rFonts w:ascii="Times New Roman" w:hAnsi="Times New Roman" w:cs="Times New Roman"/>
+          <w:sz w:val="28"/>
+          <w:szCs w:val="28"/>
+        </w:rPr>
+        <w:t>Если пользователь нажимает Удалить, создание вершины отменяется.</w:t>
       </w:r>
     </w:p>
     <w:p>
@@ -2644,10 +2466,10 @@
         </w:rPr>
         <w:lastRenderedPageBreak/>
         <w:drawing>
-          <wp:inline distT="0" distB="0" distL="0" distR="0" wp14:anchorId="585C6FC6" wp14:editId="6D38F670">
-            <wp:extent cx="5940425" cy="4787127"/>
-            <wp:effectExtent l="0" t="0" r="3175" b="0"/>
-            <wp:docPr id="1" name="Рисунок 1"/>
+          <wp:inline distT="0" distB="0" distL="0" distR="0" wp14:anchorId="0C77CB9B" wp14:editId="67F7E835">
+            <wp:extent cx="6299835" cy="4513580"/>
+            <wp:effectExtent l="0" t="0" r="5715" b="1270"/>
+            <wp:docPr id="3" name="Рисунок 3"/>
             <wp:cNvGraphicFramePr>
               <a:graphicFrameLocks xmlns:a="http://schemas.openxmlformats.org/drawingml/2006/main" noChangeAspect="1"/>
             </wp:cNvGraphicFramePr>
@@ -2658,27 +2480,20 @@
                     <pic:cNvPr id="1" name=""/>
                     <pic:cNvPicPr/>
                   </pic:nvPicPr>
-                  <pic:blipFill rotWithShape="1">
+                  <pic:blipFill>
                     <a:blip r:embed="rId5"/>
-                    <a:srcRect t="1633"/>
-                    <a:stretch/>
+                    <a:stretch>
+                      <a:fillRect/>
+                    </a:stretch>
                   </pic:blipFill>
-                  <pic:spPr bwMode="auto">
+                  <pic:spPr>
                     <a:xfrm>
                       <a:off x="0" y="0"/>
-                      <a:ext cx="5940425" cy="4787127"/>
+                      <a:ext cx="6299835" cy="4513580"/>
                     </a:xfrm>
                     <a:prstGeom prst="rect">
                       <a:avLst/>
                     </a:prstGeom>
-                    <a:ln>
-                      <a:noFill/>
-                    </a:ln>
-                    <a:extLst>
-                      <a:ext uri="{53640926-AAD7-44D8-BBD7-CCE9431645EC}">
-                        <a14:shadowObscured xmlns:a14="http://schemas.microsoft.com/office/drawing/2010/main"/>
-                      </a:ext>
-                    </a:extLst>
                   </pic:spPr>
                 </pic:pic>
               </a:graphicData>
@@ -2694,11 +2509,21 @@
       <w:r>
         <w:t xml:space="preserve">Рисунок </w:t>
       </w:r>
-      <w:fldSimple w:instr=" SEQ Рисунок \* ARABIC ">
-        <w:r>
-          <w:t>1</w:t>
-        </w:r>
-      </w:fldSimple>
+      <w:r>
+        <w:fldChar w:fldCharType="begin"/>
+      </w:r>
+      <w:r>
+        <w:instrText xml:space="preserve"> SEQ Рисунок \* ARABIC </w:instrText>
+      </w:r>
+      <w:r>
+        <w:fldChar w:fldCharType="separate"/>
+      </w:r>
+      <w:r>
+        <w:t>1</w:t>
+      </w:r>
+      <w:r>
+        <w:fldChar w:fldCharType="end"/>
+      </w:r>
       <w:r>
         <w:t xml:space="preserve"> – эскиз интерфейса</w:t>
       </w:r>
@@ -2726,12 +2551,7 @@
         </w:rPr>
         <w:t>Эскиз модального окна</w:t>
       </w:r>
-    </w:p>
-    <w:p>
-      <w:pPr>
-        <w:spacing w:before="240" w:after="0" w:line="360" w:lineRule="auto"/>
-        <w:ind w:firstLine="709"/>
-        <w:jc w:val="center"/>
+      <w:r>
         <w:rPr>
           <w:rFonts w:ascii="Times New Roman" w:hAnsi="Times New Roman" w:cs="Times New Roman"/>
           <w:b/>
@@ -2739,16 +2559,32 @@
           <w:sz w:val="28"/>
           <w:szCs w:val="28"/>
         </w:rPr>
+        <w:t xml:space="preserve"> 1</w:t>
+      </w:r>
+    </w:p>
+    <w:p>
+      <w:pPr>
+        <w:spacing w:before="240" w:after="0" w:line="360" w:lineRule="auto"/>
+        <w:ind w:firstLine="709"/>
+        <w:jc w:val="center"/>
+        <w:rPr>
+          <w:rFonts w:ascii="Times New Roman" w:hAnsi="Times New Roman" w:cs="Times New Roman"/>
+          <w:b/>
+          <w:bCs/>
+          <w:sz w:val="28"/>
+          <w:szCs w:val="28"/>
+          <w:lang w:val="en-US"/>
+        </w:rPr>
       </w:pPr>
       <w:r>
         <w:rPr>
           <w:noProof/>
         </w:rPr>
         <w:drawing>
-          <wp:inline distT="0" distB="0" distL="0" distR="0" wp14:anchorId="3D531C07" wp14:editId="3866FD67">
-            <wp:extent cx="3914630" cy="1819692"/>
-            <wp:effectExtent l="0" t="0" r="0" b="9525"/>
-            <wp:docPr id="2" name="Рисунок 2"/>
+          <wp:inline distT="0" distB="0" distL="0" distR="0" wp14:anchorId="5CA62546" wp14:editId="3AAA5120">
+            <wp:extent cx="3696216" cy="1181265"/>
+            <wp:effectExtent l="0" t="0" r="0" b="0"/>
+            <wp:docPr id="1" name="Рисунок 1"/>
             <wp:cNvGraphicFramePr>
               <a:graphicFrameLocks xmlns:a="http://schemas.openxmlformats.org/drawingml/2006/main" noChangeAspect="1"/>
             </wp:cNvGraphicFramePr>
@@ -2768,7 +2604,7 @@
                   <pic:spPr>
                     <a:xfrm>
                       <a:off x="0" y="0"/>
-                      <a:ext cx="3970027" cy="1845443"/>
+                      <a:ext cx="3696216" cy="1181265"/>
                     </a:xfrm>
                     <a:prstGeom prst="rect">
                       <a:avLst/>
@@ -2788,6 +2624,239 @@
       <w:r>
         <w:t>Рисунок 2 – эскиз модального окна</w:t>
       </w:r>
+      <w:r>
+        <w:t xml:space="preserve"> </w:t>
+      </w:r>
+      <w:r>
+        <w:t>для ошибок</w:t>
+      </w:r>
+      <w:r>
+        <w:t>, информации «О разработчиках»</w:t>
+      </w:r>
+    </w:p>
+    <w:p>
+      <w:pPr>
+        <w:rPr>
+          <w:lang w:eastAsia="zh-CN" w:bidi="hi-IN"/>
+        </w:rPr>
+      </w:pPr>
+    </w:p>
+    <w:p>
+      <w:pPr>
+        <w:rPr>
+          <w:rFonts w:ascii="Times New Roman" w:hAnsi="Times New Roman" w:cs="Times New Roman"/>
+          <w:b/>
+          <w:bCs/>
+          <w:sz w:val="28"/>
+          <w:szCs w:val="28"/>
+        </w:rPr>
+      </w:pPr>
+      <w:r>
+        <w:rPr>
+          <w:lang w:eastAsia="zh-CN" w:bidi="hi-IN"/>
+        </w:rPr>
+        <w:tab/>
+      </w:r>
+      <w:r>
+        <w:rPr>
+          <w:rFonts w:ascii="Times New Roman" w:hAnsi="Times New Roman" w:cs="Times New Roman"/>
+          <w:b/>
+          <w:bCs/>
+          <w:sz w:val="28"/>
+          <w:szCs w:val="28"/>
+        </w:rPr>
+        <w:t>Эскиз модального окна</w:t>
+      </w:r>
+      <w:r>
+        <w:rPr>
+          <w:rFonts w:ascii="Times New Roman" w:hAnsi="Times New Roman" w:cs="Times New Roman"/>
+          <w:b/>
+          <w:bCs/>
+          <w:sz w:val="28"/>
+          <w:szCs w:val="28"/>
+        </w:rPr>
+        <w:t xml:space="preserve"> </w:t>
+      </w:r>
+      <w:r>
+        <w:rPr>
+          <w:rFonts w:ascii="Times New Roman" w:hAnsi="Times New Roman" w:cs="Times New Roman"/>
+          <w:b/>
+          <w:bCs/>
+          <w:sz w:val="28"/>
+          <w:szCs w:val="28"/>
+        </w:rPr>
+        <w:t>2</w:t>
+      </w:r>
+    </w:p>
+    <w:p>
+      <w:pPr>
+        <w:rPr>
+          <w:noProof/>
+        </w:rPr>
+      </w:pPr>
+      <w:r>
+        <w:rPr>
+          <w:noProof/>
+        </w:rPr>
+        <w:lastRenderedPageBreak/>
+        <w:drawing>
+          <wp:inline distT="0" distB="0" distL="0" distR="0" wp14:anchorId="03D794C4" wp14:editId="5872C33F">
+            <wp:extent cx="2915920" cy="1799590"/>
+            <wp:effectExtent l="0" t="0" r="0" b="0"/>
+            <wp:docPr id="6" name="Рисунок 6"/>
+            <wp:cNvGraphicFramePr>
+              <a:graphicFrameLocks xmlns:a="http://schemas.openxmlformats.org/drawingml/2006/main" noChangeAspect="1"/>
+            </wp:cNvGraphicFramePr>
+            <a:graphic xmlns:a="http://schemas.openxmlformats.org/drawingml/2006/main">
+              <a:graphicData uri="http://schemas.openxmlformats.org/drawingml/2006/picture">
+                <pic:pic xmlns:pic="http://schemas.openxmlformats.org/drawingml/2006/picture">
+                  <pic:nvPicPr>
+                    <pic:cNvPr id="1" name=""/>
+                    <pic:cNvPicPr/>
+                  </pic:nvPicPr>
+                  <pic:blipFill>
+                    <a:blip r:embed="rId7" cstate="print">
+                      <a:extLst>
+                        <a:ext uri="{28A0092B-C50C-407E-A947-70E740481C1C}">
+                          <a14:useLocalDpi xmlns:a14="http://schemas.microsoft.com/office/drawing/2010/main" val="0"/>
+                        </a:ext>
+                      </a:extLst>
+                    </a:blip>
+                    <a:stretch>
+                      <a:fillRect/>
+                    </a:stretch>
+                  </pic:blipFill>
+                  <pic:spPr>
+                    <a:xfrm>
+                      <a:off x="0" y="0"/>
+                      <a:ext cx="2915920" cy="1799590"/>
+                    </a:xfrm>
+                    <a:prstGeom prst="rect">
+                      <a:avLst/>
+                    </a:prstGeom>
+                  </pic:spPr>
+                </pic:pic>
+              </a:graphicData>
+            </a:graphic>
+          </wp:inline>
+        </w:drawing>
+      </w:r>
+    </w:p>
+    <w:p>
+      <w:pPr>
+        <w:pStyle w:val="a7"/>
+      </w:pPr>
+      <w:r>
+        <w:t xml:space="preserve">Рисунок </w:t>
+      </w:r>
+      <w:r>
+        <w:t>3</w:t>
+      </w:r>
+      <w:r>
+        <w:t xml:space="preserve"> – эскиз модального окна</w:t>
+      </w:r>
+      <w:r>
+        <w:t xml:space="preserve"> </w:t>
+      </w:r>
+      <w:r>
+        <w:t xml:space="preserve">для </w:t>
+      </w:r>
+      <w:r>
+        <w:t xml:space="preserve">создания </w:t>
+      </w:r>
+      <w:r>
+        <w:t>вершины через интерфейс</w:t>
+      </w:r>
+    </w:p>
+    <w:p>
+      <w:pPr>
+        <w:rPr>
+          <w:noProof/>
+        </w:rPr>
+      </w:pPr>
+    </w:p>
+    <w:p>
+      <w:pPr>
+        <w:rPr>
+          <w:noProof/>
+        </w:rPr>
+      </w:pPr>
+      <w:r>
+        <w:rPr>
+          <w:noProof/>
+        </w:rPr>
+        <w:t xml:space="preserve"> </w:t>
+      </w:r>
+      <w:r>
+        <w:rPr>
+          <w:lang w:eastAsia="zh-CN" w:bidi="hi-IN"/>
+        </w:rPr>
+        <w:drawing>
+          <wp:inline distT="0" distB="0" distL="0" distR="0" wp14:anchorId="28BB90E3" wp14:editId="3375E9D8">
+            <wp:extent cx="2910807" cy="1800000"/>
+            <wp:effectExtent l="0" t="0" r="4445" b="0"/>
+            <wp:docPr id="5" name="Рисунок 5"/>
+            <wp:cNvGraphicFramePr>
+              <a:graphicFrameLocks xmlns:a="http://schemas.openxmlformats.org/drawingml/2006/main" noChangeAspect="1"/>
+            </wp:cNvGraphicFramePr>
+            <a:graphic xmlns:a="http://schemas.openxmlformats.org/drawingml/2006/main">
+              <a:graphicData uri="http://schemas.openxmlformats.org/drawingml/2006/picture">
+                <pic:pic xmlns:pic="http://schemas.openxmlformats.org/drawingml/2006/picture">
+                  <pic:nvPicPr>
+                    <pic:cNvPr id="1" name=""/>
+                    <pic:cNvPicPr/>
+                  </pic:nvPicPr>
+                  <pic:blipFill>
+                    <a:blip r:embed="rId8"/>
+                    <a:stretch>
+                      <a:fillRect/>
+                    </a:stretch>
+                  </pic:blipFill>
+                  <pic:spPr>
+                    <a:xfrm>
+                      <a:off x="0" y="0"/>
+                      <a:ext cx="2910807" cy="1800000"/>
+                    </a:xfrm>
+                    <a:prstGeom prst="rect">
+                      <a:avLst/>
+                    </a:prstGeom>
+                  </pic:spPr>
+                </pic:pic>
+              </a:graphicData>
+            </a:graphic>
+          </wp:inline>
+        </w:drawing>
+      </w:r>
+    </w:p>
+    <w:p>
+      <w:pPr>
+        <w:pStyle w:val="a7"/>
+      </w:pPr>
+      <w:r>
+        <w:t xml:space="preserve">Рисунок </w:t>
+      </w:r>
+      <w:r>
+        <w:t>4</w:t>
+      </w:r>
+      <w:r>
+        <w:t xml:space="preserve"> – эскиз модального окна</w:t>
+      </w:r>
+      <w:r>
+        <w:t xml:space="preserve"> </w:t>
+      </w:r>
+      <w:r>
+        <w:t xml:space="preserve">для </w:t>
+      </w:r>
+      <w:r>
+        <w:t>редактирования вершины через интерфейс</w:t>
+      </w:r>
+    </w:p>
+    <w:p>
+      <w:pPr>
+        <w:rPr>
+          <w:lang w:eastAsia="zh-CN" w:bidi="hi-IN"/>
+        </w:rPr>
+      </w:pPr>
     </w:p>
     <w:p>
       <w:pPr>
@@ -2874,7 +2943,6 @@
           <w:sz w:val="28"/>
           <w:szCs w:val="28"/>
         </w:rPr>
-        <w:lastRenderedPageBreak/>
         <w:t>Все вершины.</w:t>
       </w:r>
     </w:p>
@@ -3063,6 +3131,7 @@
           <w:sz w:val="28"/>
           <w:szCs w:val="28"/>
         </w:rPr>
+        <w:lastRenderedPageBreak/>
         <w:t>конечная вершина рассматриваемого ребра;</w:t>
       </w:r>
     </w:p>
@@ -3173,9 +3242,8 @@
           <w:szCs w:val="28"/>
           <w:lang w:eastAsia="ru-RU"/>
         </w:rPr>
-        <w:t xml:space="preserve">В прототипе (альфа-версии) допускается сразу выводить финальный результат работы алгоритма. В первой </w:t>
-      </w:r>
-      <w:proofErr w:type="spellStart"/>
+        <w:t xml:space="preserve">В альфа-версии допускается сразу выводить финальный результат работы алгоритма. В </w:t>
+      </w:r>
       <w:r>
         <w:rPr>
           <w:rFonts w:ascii="Times New Roman" w:eastAsia="Times New Roman" w:hAnsi="Times New Roman" w:cs="Times New Roman"/>
@@ -3183,9 +3251,8 @@
           <w:szCs w:val="28"/>
           <w:lang w:eastAsia="ru-RU"/>
         </w:rPr>
-        <w:t>релизной</w:t>
-      </w:r>
-      <w:proofErr w:type="spellEnd"/>
+        <w:t>финальной и бета-</w:t>
+      </w:r>
       <w:r>
         <w:rPr>
           <w:rFonts w:ascii="Times New Roman" w:eastAsia="Times New Roman" w:hAnsi="Times New Roman" w:cs="Times New Roman"/>
@@ -3193,7 +3260,7 @@
           <w:szCs w:val="28"/>
           <w:lang w:eastAsia="ru-RU"/>
         </w:rPr>
-        <w:t xml:space="preserve"> версии алгоритм должен выполняться пошагово.</w:t>
+        <w:t xml:space="preserve">версии </w:t>
       </w:r>
       <w:r>
         <w:rPr>
@@ -3202,7 +3269,34 @@
           <w:szCs w:val="28"/>
           <w:lang w:eastAsia="ru-RU"/>
         </w:rPr>
-        <w:tab/>
+        <w:t xml:space="preserve">должна быть возможность </w:t>
+      </w:r>
+      <w:r>
+        <w:rPr>
+          <w:rFonts w:ascii="Times New Roman" w:eastAsia="Times New Roman" w:hAnsi="Times New Roman" w:cs="Times New Roman"/>
+          <w:sz w:val="28"/>
+          <w:szCs w:val="28"/>
+          <w:lang w:eastAsia="ru-RU"/>
+        </w:rPr>
+        <w:t>выполнять</w:t>
+      </w:r>
+      <w:r>
+        <w:rPr>
+          <w:rFonts w:ascii="Times New Roman" w:eastAsia="Times New Roman" w:hAnsi="Times New Roman" w:cs="Times New Roman"/>
+          <w:sz w:val="28"/>
+          <w:szCs w:val="28"/>
+          <w:lang w:eastAsia="ru-RU"/>
+        </w:rPr>
+        <w:t xml:space="preserve"> алгоритм</w:t>
+      </w:r>
+      <w:r>
+        <w:rPr>
+          <w:rFonts w:ascii="Times New Roman" w:eastAsia="Times New Roman" w:hAnsi="Times New Roman" w:cs="Times New Roman"/>
+          <w:sz w:val="28"/>
+          <w:szCs w:val="28"/>
+          <w:lang w:eastAsia="ru-RU"/>
+        </w:rPr>
+        <w:t xml:space="preserve"> пошагово.</w:t>
       </w:r>
     </w:p>
     <w:p>
@@ -3428,7 +3522,6 @@
           <w:szCs w:val="28"/>
           <w:lang w:eastAsia="ru-RU"/>
         </w:rPr>
-        <w:lastRenderedPageBreak/>
         <w:t>Проверяемое условие релаксации.</w:t>
       </w:r>
     </w:p>
@@ -3613,54 +3706,55 @@
           <w:rFonts w:ascii="Courier New" w:hAnsi="Courier New" w:cs="Courier New"/>
         </w:rPr>
       </w:pPr>
-      <w:proofErr w:type="spellStart"/>
       <w:r>
         <w:rPr>
           <w:rFonts w:ascii="Courier New" w:hAnsi="Courier New" w:cs="Courier New"/>
         </w:rPr>
-        <w:t>dist</w:t>
-      </w:r>
-      <w:proofErr w:type="spellEnd"/>
-      <w:r>
+        <w:lastRenderedPageBreak/>
+        <w:t>dist[B] = 4</w:t>
+      </w:r>
+    </w:p>
+    <w:p>
+      <w:pPr>
+        <w:spacing w:after="0" w:line="360" w:lineRule="auto"/>
+        <w:ind w:firstLine="709"/>
+        <w:jc w:val="both"/>
         <w:rPr>
           <w:rFonts w:ascii="Courier New" w:hAnsi="Courier New" w:cs="Courier New"/>
         </w:rPr>
-        <w:t>[B] = 4</w:t>
-      </w:r>
-    </w:p>
-    <w:p>
-      <w:pPr>
-        <w:spacing w:after="0" w:line="360" w:lineRule="auto"/>
-        <w:ind w:firstLine="709"/>
-        <w:jc w:val="both"/>
+      </w:pPr>
+      <w:r>
         <w:rPr>
           <w:rFonts w:ascii="Courier New" w:hAnsi="Courier New" w:cs="Courier New"/>
         </w:rPr>
-      </w:pPr>
-      <w:proofErr w:type="spellStart"/>
-      <w:r>
+        <w:t>dist[C] = 5</w:t>
+      </w:r>
+    </w:p>
+    <w:p>
+      <w:pPr>
+        <w:spacing w:after="0" w:line="360" w:lineRule="auto"/>
+        <w:ind w:firstLine="709"/>
+        <w:jc w:val="both"/>
         <w:rPr>
           <w:rFonts w:ascii="Courier New" w:hAnsi="Courier New" w:cs="Courier New"/>
         </w:rPr>
-        <w:t>dist</w:t>
-      </w:r>
-      <w:proofErr w:type="spellEnd"/>
-      <w:r>
+      </w:pPr>
+    </w:p>
+    <w:p>
+      <w:pPr>
+        <w:spacing w:after="0" w:line="360" w:lineRule="auto"/>
+        <w:ind w:firstLine="709"/>
+        <w:jc w:val="both"/>
         <w:rPr>
           <w:rFonts w:ascii="Courier New" w:hAnsi="Courier New" w:cs="Courier New"/>
         </w:rPr>
-        <w:t>[C] = 5</w:t>
-      </w:r>
-    </w:p>
-    <w:p>
-      <w:pPr>
-        <w:spacing w:after="0" w:line="360" w:lineRule="auto"/>
-        <w:ind w:firstLine="709"/>
-        <w:jc w:val="both"/>
+      </w:pPr>
+      <w:r>
         <w:rPr>
           <w:rFonts w:ascii="Courier New" w:hAnsi="Courier New" w:cs="Courier New"/>
         </w:rPr>
-      </w:pPr>
+        <w:t>Проверка:</w:t>
+      </w:r>
     </w:p>
     <w:p>
       <w:pPr>
@@ -3675,7 +3769,7 @@
         <w:rPr>
           <w:rFonts w:ascii="Courier New" w:hAnsi="Courier New" w:cs="Courier New"/>
         </w:rPr>
-        <w:t>Проверка:</w:t>
+        <w:t>4 + (-2) = 2</w:t>
       </w:r>
     </w:p>
     <w:p>
@@ -3687,22 +3781,22 @@
           <w:rFonts w:ascii="Courier New" w:hAnsi="Courier New" w:cs="Courier New"/>
         </w:rPr>
       </w:pPr>
-      <w:r>
+    </w:p>
+    <w:p>
+      <w:pPr>
+        <w:spacing w:after="0" w:line="360" w:lineRule="auto"/>
+        <w:ind w:firstLine="709"/>
+        <w:jc w:val="both"/>
         <w:rPr>
           <w:rFonts w:ascii="Courier New" w:hAnsi="Courier New" w:cs="Courier New"/>
         </w:rPr>
-        <w:t>4 + (-2) = 2</w:t>
-      </w:r>
-    </w:p>
-    <w:p>
-      <w:pPr>
-        <w:spacing w:after="0" w:line="360" w:lineRule="auto"/>
-        <w:ind w:firstLine="709"/>
-        <w:jc w:val="both"/>
+      </w:pPr>
+      <w:r>
         <w:rPr>
           <w:rFonts w:ascii="Courier New" w:hAnsi="Courier New" w:cs="Courier New"/>
         </w:rPr>
-      </w:pPr>
+        <w:t>2 &lt; 5, расстояние до вершины C обновляется.</w:t>
+      </w:r>
     </w:p>
     <w:p>
       <w:pPr>
@@ -3717,51 +3811,7 @@
         <w:rPr>
           <w:rFonts w:ascii="Courier New" w:hAnsi="Courier New" w:cs="Courier New"/>
         </w:rPr>
-        <w:t xml:space="preserve">2 </w:t>
-      </w:r>
-      <w:proofErr w:type="gramStart"/>
-      <w:r>
-        <w:rPr>
-          <w:rFonts w:ascii="Courier New" w:hAnsi="Courier New" w:cs="Courier New"/>
-        </w:rPr>
-        <w:t>&lt; 5</w:t>
-      </w:r>
-      <w:proofErr w:type="gramEnd"/>
-      <w:r>
-        <w:rPr>
-          <w:rFonts w:ascii="Courier New" w:hAnsi="Courier New" w:cs="Courier New"/>
-        </w:rPr>
-        <w:t>, расстояние до вершины C обновляется.</w:t>
-      </w:r>
-    </w:p>
-    <w:p>
-      <w:pPr>
-        <w:spacing w:after="0" w:line="360" w:lineRule="auto"/>
-        <w:ind w:firstLine="709"/>
-        <w:jc w:val="both"/>
-        <w:rPr>
-          <w:rFonts w:ascii="Courier New" w:hAnsi="Courier New" w:cs="Courier New"/>
-        </w:rPr>
-      </w:pPr>
-      <w:r>
-        <w:rPr>
-          <w:rFonts w:ascii="Courier New" w:hAnsi="Courier New" w:cs="Courier New"/>
-        </w:rPr>
-        <w:t xml:space="preserve">Новое значение </w:t>
-      </w:r>
-      <w:proofErr w:type="spellStart"/>
-      <w:r>
-        <w:rPr>
-          <w:rFonts w:ascii="Courier New" w:hAnsi="Courier New" w:cs="Courier New"/>
-        </w:rPr>
-        <w:t>dist</w:t>
-      </w:r>
-      <w:proofErr w:type="spellEnd"/>
-      <w:r>
-        <w:rPr>
-          <w:rFonts w:ascii="Courier New" w:hAnsi="Courier New" w:cs="Courier New"/>
-        </w:rPr>
-        <w:t>[C] = 2.</w:t>
+        <w:t>Новое значение dist[C] = 2.</w:t>
       </w:r>
     </w:p>
     <w:p>
@@ -3884,82 +3934,64 @@
           <w:lang w:val="en-US"/>
         </w:rPr>
       </w:pPr>
-      <w:proofErr w:type="spellStart"/>
       <w:r>
         <w:rPr>
           <w:rFonts w:ascii="Courier New" w:hAnsi="Courier New" w:cs="Courier New"/>
           <w:lang w:val="en-US"/>
         </w:rPr>
-        <w:t>dist</w:t>
-      </w:r>
-      <w:proofErr w:type="spellEnd"/>
-      <w:r>
+        <w:t>dist[C] = 2</w:t>
+      </w:r>
+    </w:p>
+    <w:p>
+      <w:pPr>
+        <w:spacing w:after="0" w:line="360" w:lineRule="auto"/>
+        <w:ind w:firstLine="709"/>
+        <w:jc w:val="both"/>
         <w:rPr>
           <w:rFonts w:ascii="Courier New" w:hAnsi="Courier New" w:cs="Courier New"/>
           <w:lang w:val="en-US"/>
         </w:rPr>
-        <w:t>[C] = 2</w:t>
-      </w:r>
-    </w:p>
-    <w:p>
-      <w:pPr>
-        <w:spacing w:after="0" w:line="360" w:lineRule="auto"/>
-        <w:ind w:firstLine="709"/>
-        <w:jc w:val="both"/>
+      </w:pPr>
+      <w:r>
         <w:rPr>
           <w:rFonts w:ascii="Courier New" w:hAnsi="Courier New" w:cs="Courier New"/>
           <w:lang w:val="en-US"/>
         </w:rPr>
-      </w:pPr>
-      <w:proofErr w:type="spellStart"/>
-      <w:r>
+        <w:t>dist[D] = 5</w:t>
+      </w:r>
+    </w:p>
+    <w:p>
+      <w:pPr>
+        <w:spacing w:after="0" w:line="360" w:lineRule="auto"/>
+        <w:ind w:firstLine="709"/>
+        <w:jc w:val="both"/>
         <w:rPr>
           <w:rFonts w:ascii="Courier New" w:hAnsi="Courier New" w:cs="Courier New"/>
           <w:lang w:val="en-US"/>
         </w:rPr>
-        <w:t>dist</w:t>
-      </w:r>
-      <w:proofErr w:type="spellEnd"/>
-      <w:r>
+      </w:pPr>
+    </w:p>
+    <w:p>
+      <w:pPr>
+        <w:spacing w:after="0" w:line="360" w:lineRule="auto"/>
+        <w:ind w:firstLine="709"/>
+        <w:jc w:val="both"/>
         <w:rPr>
           <w:rFonts w:ascii="Courier New" w:hAnsi="Courier New" w:cs="Courier New"/>
           <w:lang w:val="en-US"/>
         </w:rPr>
-        <w:t>[D] = 5</w:t>
-      </w:r>
-    </w:p>
-    <w:p>
-      <w:pPr>
-        <w:spacing w:after="0" w:line="360" w:lineRule="auto"/>
-        <w:ind w:firstLine="709"/>
-        <w:jc w:val="both"/>
+      </w:pPr>
+      <w:r>
+        <w:rPr>
+          <w:rFonts w:ascii="Courier New" w:hAnsi="Courier New" w:cs="Courier New"/>
+        </w:rPr>
+        <w:t>Проверка</w:t>
+      </w:r>
+      <w:r>
         <w:rPr>
           <w:rFonts w:ascii="Courier New" w:hAnsi="Courier New" w:cs="Courier New"/>
           <w:lang w:val="en-US"/>
         </w:rPr>
-      </w:pPr>
-    </w:p>
-    <w:p>
-      <w:pPr>
-        <w:spacing w:after="0" w:line="360" w:lineRule="auto"/>
-        <w:ind w:firstLine="709"/>
-        <w:jc w:val="both"/>
-        <w:rPr>
-          <w:rFonts w:ascii="Courier New" w:hAnsi="Courier New" w:cs="Courier New"/>
-          <w:lang w:val="en-US"/>
-        </w:rPr>
-      </w:pPr>
-      <w:r>
-        <w:rPr>
-          <w:rFonts w:ascii="Courier New" w:hAnsi="Courier New" w:cs="Courier New"/>
-        </w:rPr>
-        <w:t>Проверка</w:t>
-      </w:r>
-      <w:r>
-        <w:rPr>
-          <w:rFonts w:ascii="Courier New" w:hAnsi="Courier New" w:cs="Courier New"/>
-          <w:lang w:val="en-US"/>
-        </w:rPr>
         <w:t>:</w:t>
       </w:r>
     </w:p>
@@ -4066,7 +4098,6 @@
           <w:sz w:val="28"/>
           <w:szCs w:val="28"/>
         </w:rPr>
-        <w:lastRenderedPageBreak/>
         <w:t>Каждый шаг алгоритма сохраняется как отдельное состояние.</w:t>
       </w:r>
     </w:p>
@@ -4279,6 +4310,7 @@
           <w:sz w:val="28"/>
           <w:szCs w:val="28"/>
         </w:rPr>
+        <w:lastRenderedPageBreak/>
         <w:t>информацию об отрицательном цикле, если он обнаружен.</w:t>
       </w:r>
     </w:p>
@@ -4683,7 +4715,6 @@
           <w:sz w:val="28"/>
           <w:szCs w:val="28"/>
         </w:rPr>
-        <w:lastRenderedPageBreak/>
         <w:t>Переход к предыдущему шагу алгоритма.</w:t>
       </w:r>
     </w:p>
@@ -4888,6 +4919,7 @@
           <w:sz w:val="28"/>
           <w:szCs w:val="28"/>
         </w:rPr>
+        <w:lastRenderedPageBreak/>
         <w:t>Поле ввода интервала задаёт задержку между шагами автоматического выполнения в миллисекундах.</w:t>
       </w:r>
     </w:p>
@@ -4956,25 +4988,7 @@
           <w:sz w:val="28"/>
           <w:szCs w:val="28"/>
         </w:rPr>
-        <w:t xml:space="preserve">значает один шаг в секунду. Значение обновляется при каждом пользовательском вводе с небольшим </w:t>
-      </w:r>
-      <w:proofErr w:type="spellStart"/>
-      <w:r>
-        <w:rPr>
-          <w:rFonts w:ascii="Times New Roman" w:hAnsi="Times New Roman" w:cs="Times New Roman"/>
-          <w:sz w:val="28"/>
-          <w:szCs w:val="28"/>
-        </w:rPr>
-        <w:t>debounce</w:t>
-      </w:r>
-      <w:proofErr w:type="spellEnd"/>
-      <w:r>
-        <w:rPr>
-          <w:rFonts w:ascii="Times New Roman" w:hAnsi="Times New Roman" w:cs="Times New Roman"/>
-          <w:sz w:val="28"/>
-          <w:szCs w:val="28"/>
-        </w:rPr>
-        <w:t>.</w:t>
+        <w:t>значает один шаг в секунду. Значение обновляется при каждом пользовательском вводе с небольшим debounce.</w:t>
       </w:r>
     </w:p>
     <w:p>
@@ -5168,23 +5182,13 @@
           <w:szCs w:val="28"/>
         </w:rPr>
       </w:pPr>
-      <w:proofErr w:type="spellStart"/>
-      <w:r>
-        <w:rPr>
-          <w:rFonts w:ascii="Times New Roman" w:hAnsi="Times New Roman" w:cs="Times New Roman"/>
-          <w:sz w:val="28"/>
-          <w:szCs w:val="28"/>
-        </w:rPr>
-        <w:t>Vertex</w:t>
-      </w:r>
-      <w:proofErr w:type="spellEnd"/>
-      <w:r>
-        <w:rPr>
-          <w:rFonts w:ascii="Times New Roman" w:hAnsi="Times New Roman" w:cs="Times New Roman"/>
-          <w:sz w:val="28"/>
-          <w:szCs w:val="28"/>
-        </w:rPr>
-        <w:t xml:space="preserve"> — вершина;</w:t>
+      <w:r>
+        <w:rPr>
+          <w:rFonts w:ascii="Times New Roman" w:hAnsi="Times New Roman" w:cs="Times New Roman"/>
+          <w:sz w:val="28"/>
+          <w:szCs w:val="28"/>
+        </w:rPr>
+        <w:t>Vertex — вершина;</w:t>
       </w:r>
     </w:p>
     <w:p>
@@ -5202,23 +5206,13 @@
           <w:szCs w:val="28"/>
         </w:rPr>
       </w:pPr>
-      <w:proofErr w:type="spellStart"/>
-      <w:r>
-        <w:rPr>
-          <w:rFonts w:ascii="Times New Roman" w:hAnsi="Times New Roman" w:cs="Times New Roman"/>
-          <w:sz w:val="28"/>
-          <w:szCs w:val="28"/>
-        </w:rPr>
-        <w:t>Distance</w:t>
-      </w:r>
-      <w:proofErr w:type="spellEnd"/>
-      <w:r>
-        <w:rPr>
-          <w:rFonts w:ascii="Times New Roman" w:hAnsi="Times New Roman" w:cs="Times New Roman"/>
-          <w:sz w:val="28"/>
-          <w:szCs w:val="28"/>
-        </w:rPr>
-        <w:t xml:space="preserve"> — текущее расстояние от стартовой вершины;</w:t>
+      <w:r>
+        <w:rPr>
+          <w:rFonts w:ascii="Times New Roman" w:hAnsi="Times New Roman" w:cs="Times New Roman"/>
+          <w:sz w:val="28"/>
+          <w:szCs w:val="28"/>
+        </w:rPr>
+        <w:t>Distance — текущее расстояние от стартовой вершины;</w:t>
       </w:r>
     </w:p>
     <w:p>
@@ -5236,81 +5230,52 @@
           <w:szCs w:val="28"/>
         </w:rPr>
       </w:pPr>
-      <w:proofErr w:type="spellStart"/>
-      <w:r>
-        <w:rPr>
-          <w:rFonts w:ascii="Times New Roman" w:hAnsi="Times New Roman" w:cs="Times New Roman"/>
-          <w:sz w:val="28"/>
-          <w:szCs w:val="28"/>
-        </w:rPr>
-        <w:t>Parent</w:t>
-      </w:r>
-      <w:proofErr w:type="spellEnd"/>
-      <w:r>
-        <w:rPr>
-          <w:rFonts w:ascii="Times New Roman" w:hAnsi="Times New Roman" w:cs="Times New Roman"/>
-          <w:sz w:val="28"/>
-          <w:szCs w:val="28"/>
-        </w:rPr>
-        <w:t xml:space="preserve"> — предыдущая вершина в кратчайшем пути.</w:t>
-      </w:r>
-    </w:p>
-    <w:p>
-      <w:pPr>
-        <w:spacing w:after="0" w:line="360" w:lineRule="auto"/>
-        <w:ind w:firstLine="709"/>
-        <w:jc w:val="both"/>
-        <w:rPr>
-          <w:rFonts w:ascii="Times New Roman" w:hAnsi="Times New Roman" w:cs="Times New Roman"/>
-          <w:sz w:val="28"/>
-          <w:szCs w:val="28"/>
-        </w:rPr>
-      </w:pPr>
-      <w:r>
-        <w:rPr>
-          <w:rFonts w:ascii="Times New Roman" w:hAnsi="Times New Roman" w:cs="Times New Roman"/>
-          <w:sz w:val="28"/>
-          <w:szCs w:val="28"/>
-        </w:rPr>
-        <w:t xml:space="preserve">Если вершина недостижима, в поле </w:t>
-      </w:r>
-      <w:proofErr w:type="spellStart"/>
-      <w:r>
-        <w:rPr>
-          <w:rFonts w:ascii="Times New Roman" w:hAnsi="Times New Roman" w:cs="Times New Roman"/>
-          <w:sz w:val="28"/>
-          <w:szCs w:val="28"/>
-        </w:rPr>
-        <w:t>Distance</w:t>
-      </w:r>
-      <w:proofErr w:type="spellEnd"/>
-      <w:r>
-        <w:rPr>
-          <w:rFonts w:ascii="Times New Roman" w:hAnsi="Times New Roman" w:cs="Times New Roman"/>
-          <w:sz w:val="28"/>
-          <w:szCs w:val="28"/>
-        </w:rPr>
-        <w:t xml:space="preserve"> отображается INF.</w:t>
-      </w:r>
-    </w:p>
-    <w:p>
-      <w:pPr>
-        <w:spacing w:after="0" w:line="360" w:lineRule="auto"/>
-        <w:ind w:firstLine="709"/>
-        <w:jc w:val="both"/>
-        <w:rPr>
-          <w:rFonts w:ascii="Times New Roman" w:hAnsi="Times New Roman" w:cs="Times New Roman"/>
-          <w:sz w:val="28"/>
-          <w:szCs w:val="28"/>
-        </w:rPr>
-      </w:pPr>
-      <w:r>
-        <w:rPr>
-          <w:rFonts w:ascii="Times New Roman" w:hAnsi="Times New Roman" w:cs="Times New Roman"/>
-          <w:sz w:val="28"/>
-          <w:szCs w:val="28"/>
-        </w:rPr>
-        <w:lastRenderedPageBreak/>
+      <w:r>
+        <w:rPr>
+          <w:rFonts w:ascii="Times New Roman" w:hAnsi="Times New Roman" w:cs="Times New Roman"/>
+          <w:sz w:val="28"/>
+          <w:szCs w:val="28"/>
+        </w:rPr>
+        <w:t>Parent — предыдущая вершина в кратчайшем пути.</w:t>
+      </w:r>
+    </w:p>
+    <w:p>
+      <w:pPr>
+        <w:spacing w:after="0" w:line="360" w:lineRule="auto"/>
+        <w:ind w:firstLine="709"/>
+        <w:jc w:val="both"/>
+        <w:rPr>
+          <w:rFonts w:ascii="Times New Roman" w:hAnsi="Times New Roman" w:cs="Times New Roman"/>
+          <w:sz w:val="28"/>
+          <w:szCs w:val="28"/>
+        </w:rPr>
+      </w:pPr>
+      <w:r>
+        <w:rPr>
+          <w:rFonts w:ascii="Times New Roman" w:hAnsi="Times New Roman" w:cs="Times New Roman"/>
+          <w:sz w:val="28"/>
+          <w:szCs w:val="28"/>
+        </w:rPr>
+        <w:t>Если вершина недостижима, в поле Distance отображается INF.</w:t>
+      </w:r>
+    </w:p>
+    <w:p>
+      <w:pPr>
+        <w:spacing w:after="0" w:line="360" w:lineRule="auto"/>
+        <w:ind w:firstLine="709"/>
+        <w:jc w:val="both"/>
+        <w:rPr>
+          <w:rFonts w:ascii="Times New Roman" w:hAnsi="Times New Roman" w:cs="Times New Roman"/>
+          <w:sz w:val="28"/>
+          <w:szCs w:val="28"/>
+        </w:rPr>
+      </w:pPr>
+      <w:r>
+        <w:rPr>
+          <w:rFonts w:ascii="Times New Roman" w:hAnsi="Times New Roman" w:cs="Times New Roman"/>
+          <w:sz w:val="28"/>
+          <w:szCs w:val="28"/>
+        </w:rPr>
         <w:t>Если строк много, таблица должна иметь вертикальную прокрутку с помощью ползунка.</w:t>
       </w:r>
     </w:p>
@@ -5335,495 +5300,9 @@
           <w:sz w:val="28"/>
           <w:szCs w:val="28"/>
         </w:rPr>
-        <w:t>13. Финальный результат алгоритма</w:t>
-      </w:r>
-    </w:p>
-    <w:p>
-      <w:pPr>
-        <w:spacing w:after="0" w:line="360" w:lineRule="auto"/>
-        <w:ind w:firstLine="709"/>
-        <w:jc w:val="both"/>
-        <w:rPr>
-          <w:rFonts w:ascii="Times New Roman" w:hAnsi="Times New Roman" w:cs="Times New Roman"/>
-          <w:sz w:val="28"/>
-          <w:szCs w:val="28"/>
-        </w:rPr>
-      </w:pPr>
-      <w:r>
-        <w:rPr>
-          <w:rFonts w:ascii="Times New Roman" w:hAnsi="Times New Roman" w:cs="Times New Roman"/>
-          <w:sz w:val="28"/>
-          <w:szCs w:val="28"/>
-        </w:rPr>
-        <w:t>После завершения алгоритма программа должна показать итоговые расстояния от стартовой вершины до всех остальных вершин.</w:t>
-      </w:r>
-    </w:p>
-    <w:p>
-      <w:pPr>
-        <w:spacing w:after="0" w:line="360" w:lineRule="auto"/>
-        <w:ind w:firstLine="709"/>
-        <w:jc w:val="both"/>
-        <w:rPr>
-          <w:rFonts w:ascii="Times New Roman" w:hAnsi="Times New Roman" w:cs="Times New Roman"/>
-          <w:sz w:val="28"/>
-          <w:szCs w:val="28"/>
-        </w:rPr>
-      </w:pPr>
-      <w:r>
-        <w:rPr>
-          <w:rFonts w:ascii="Times New Roman" w:hAnsi="Times New Roman" w:cs="Times New Roman"/>
-          <w:sz w:val="28"/>
-          <w:szCs w:val="28"/>
-        </w:rPr>
-        <w:t>Финальный результат должен содержать:</w:t>
-      </w:r>
-    </w:p>
-    <w:p>
-      <w:pPr>
-        <w:pStyle w:val="a3"/>
-        <w:numPr>
-          <w:ilvl w:val="0"/>
-          <w:numId w:val="17"/>
-        </w:numPr>
-        <w:spacing w:after="0" w:line="360" w:lineRule="auto"/>
-        <w:jc w:val="both"/>
-        <w:rPr>
-          <w:rFonts w:ascii="Times New Roman" w:hAnsi="Times New Roman" w:cs="Times New Roman"/>
-          <w:sz w:val="28"/>
-          <w:szCs w:val="28"/>
-        </w:rPr>
-      </w:pPr>
-      <w:r>
-        <w:rPr>
-          <w:rFonts w:ascii="Times New Roman" w:hAnsi="Times New Roman" w:cs="Times New Roman"/>
-          <w:sz w:val="28"/>
-          <w:szCs w:val="28"/>
-        </w:rPr>
-        <w:t>стартовую вершину;</w:t>
-      </w:r>
-    </w:p>
-    <w:p>
-      <w:pPr>
-        <w:pStyle w:val="a3"/>
-        <w:numPr>
-          <w:ilvl w:val="0"/>
-          <w:numId w:val="17"/>
-        </w:numPr>
-        <w:spacing w:after="0" w:line="360" w:lineRule="auto"/>
-        <w:jc w:val="both"/>
-        <w:rPr>
-          <w:rFonts w:ascii="Times New Roman" w:hAnsi="Times New Roman" w:cs="Times New Roman"/>
-          <w:sz w:val="28"/>
-          <w:szCs w:val="28"/>
-        </w:rPr>
-      </w:pPr>
-      <w:r>
-        <w:rPr>
-          <w:rFonts w:ascii="Times New Roman" w:hAnsi="Times New Roman" w:cs="Times New Roman"/>
-          <w:sz w:val="28"/>
-          <w:szCs w:val="28"/>
-        </w:rPr>
-        <w:t>расстояние до каждой вершины;</w:t>
-      </w:r>
-    </w:p>
-    <w:p>
-      <w:pPr>
-        <w:pStyle w:val="a3"/>
-        <w:numPr>
-          <w:ilvl w:val="0"/>
-          <w:numId w:val="17"/>
-        </w:numPr>
-        <w:spacing w:after="0" w:line="360" w:lineRule="auto"/>
-        <w:jc w:val="both"/>
-        <w:rPr>
-          <w:rFonts w:ascii="Times New Roman" w:hAnsi="Times New Roman" w:cs="Times New Roman"/>
-          <w:sz w:val="28"/>
-          <w:szCs w:val="28"/>
-        </w:rPr>
-      </w:pPr>
-      <w:r>
-        <w:rPr>
-          <w:rFonts w:ascii="Times New Roman" w:hAnsi="Times New Roman" w:cs="Times New Roman"/>
-          <w:sz w:val="28"/>
-          <w:szCs w:val="28"/>
-        </w:rPr>
-        <w:t>предыдущую вершину для каждой вершины;</w:t>
-      </w:r>
-    </w:p>
-    <w:p>
-      <w:pPr>
-        <w:pStyle w:val="a3"/>
-        <w:numPr>
-          <w:ilvl w:val="0"/>
-          <w:numId w:val="17"/>
-        </w:numPr>
-        <w:spacing w:after="0" w:line="360" w:lineRule="auto"/>
-        <w:jc w:val="both"/>
-        <w:rPr>
-          <w:rFonts w:ascii="Times New Roman" w:hAnsi="Times New Roman" w:cs="Times New Roman"/>
-          <w:sz w:val="28"/>
-          <w:szCs w:val="28"/>
-        </w:rPr>
-      </w:pPr>
-      <w:r>
-        <w:rPr>
-          <w:rFonts w:ascii="Times New Roman" w:hAnsi="Times New Roman" w:cs="Times New Roman"/>
-          <w:sz w:val="28"/>
-          <w:szCs w:val="28"/>
-        </w:rPr>
-        <w:t>восстановленный путь для каждой вершины;</w:t>
-      </w:r>
-    </w:p>
-    <w:p>
-      <w:pPr>
-        <w:pStyle w:val="a3"/>
-        <w:numPr>
-          <w:ilvl w:val="0"/>
-          <w:numId w:val="17"/>
-        </w:numPr>
-        <w:spacing w:after="0" w:line="360" w:lineRule="auto"/>
-        <w:jc w:val="both"/>
-        <w:rPr>
-          <w:rFonts w:ascii="Times New Roman" w:hAnsi="Times New Roman" w:cs="Times New Roman"/>
-          <w:sz w:val="28"/>
-          <w:szCs w:val="28"/>
-        </w:rPr>
-      </w:pPr>
-      <w:r>
-        <w:rPr>
-          <w:rFonts w:ascii="Times New Roman" w:hAnsi="Times New Roman" w:cs="Times New Roman"/>
-          <w:sz w:val="28"/>
-          <w:szCs w:val="28"/>
-        </w:rPr>
-        <w:t>информацию о недостижимых вершинах;</w:t>
-      </w:r>
-    </w:p>
-    <w:p>
-      <w:pPr>
-        <w:pStyle w:val="a3"/>
-        <w:numPr>
-          <w:ilvl w:val="0"/>
-          <w:numId w:val="17"/>
-        </w:numPr>
-        <w:spacing w:after="0" w:line="360" w:lineRule="auto"/>
-        <w:jc w:val="both"/>
-        <w:rPr>
-          <w:rFonts w:ascii="Times New Roman" w:hAnsi="Times New Roman" w:cs="Times New Roman"/>
-          <w:sz w:val="28"/>
-          <w:szCs w:val="28"/>
-        </w:rPr>
-      </w:pPr>
-      <w:r>
-        <w:rPr>
-          <w:rFonts w:ascii="Times New Roman" w:hAnsi="Times New Roman" w:cs="Times New Roman"/>
-          <w:sz w:val="28"/>
-          <w:szCs w:val="28"/>
-        </w:rPr>
-        <w:t>информацию об отрицательном цикле, если он найден.</w:t>
-      </w:r>
-    </w:p>
-    <w:p>
-      <w:pPr>
-        <w:spacing w:after="0" w:line="360" w:lineRule="auto"/>
-        <w:ind w:firstLine="709"/>
-        <w:jc w:val="both"/>
-        <w:rPr>
-          <w:rFonts w:ascii="Times New Roman" w:hAnsi="Times New Roman" w:cs="Times New Roman"/>
-          <w:sz w:val="28"/>
-          <w:szCs w:val="28"/>
-        </w:rPr>
-      </w:pPr>
-      <w:r>
-        <w:rPr>
-          <w:rFonts w:ascii="Times New Roman" w:hAnsi="Times New Roman" w:cs="Times New Roman"/>
-          <w:sz w:val="28"/>
-          <w:szCs w:val="28"/>
-        </w:rPr>
-        <w:t>Пример результата:</w:t>
-      </w:r>
-    </w:p>
-    <w:p>
-      <w:pPr>
-        <w:spacing w:after="0" w:line="360" w:lineRule="auto"/>
-        <w:ind w:firstLine="709"/>
-        <w:jc w:val="both"/>
-        <w:rPr>
-          <w:rFonts w:ascii="Times New Roman" w:hAnsi="Times New Roman" w:cs="Times New Roman"/>
-          <w:sz w:val="28"/>
-          <w:szCs w:val="28"/>
-        </w:rPr>
-      </w:pPr>
-      <w:r>
-        <w:rPr>
-          <w:rFonts w:ascii="Times New Roman" w:hAnsi="Times New Roman" w:cs="Times New Roman"/>
-          <w:sz w:val="28"/>
-          <w:szCs w:val="28"/>
-        </w:rPr>
-        <w:t>Источник: A</w:t>
-      </w:r>
-    </w:p>
-    <w:p>
-      <w:pPr>
-        <w:spacing w:after="0" w:line="360" w:lineRule="auto"/>
-        <w:ind w:firstLine="709"/>
-        <w:jc w:val="both"/>
-        <w:rPr>
-          <w:rFonts w:ascii="Times New Roman" w:hAnsi="Times New Roman" w:cs="Times New Roman"/>
-          <w:sz w:val="28"/>
-          <w:szCs w:val="28"/>
-        </w:rPr>
-      </w:pPr>
-    </w:p>
-    <w:p>
-      <w:pPr>
-        <w:spacing w:after="0" w:line="360" w:lineRule="auto"/>
-        <w:ind w:firstLine="709"/>
-        <w:jc w:val="both"/>
-        <w:rPr>
-          <w:rFonts w:ascii="Times New Roman" w:hAnsi="Times New Roman" w:cs="Times New Roman"/>
-          <w:sz w:val="28"/>
-          <w:szCs w:val="28"/>
-        </w:rPr>
-      </w:pPr>
-      <w:r>
-        <w:rPr>
-          <w:rFonts w:ascii="Times New Roman" w:hAnsi="Times New Roman" w:cs="Times New Roman"/>
-          <w:sz w:val="28"/>
-          <w:szCs w:val="28"/>
-        </w:rPr>
-        <w:t>A: расстояние = 0, путь = A</w:t>
-      </w:r>
-    </w:p>
-    <w:p>
-      <w:pPr>
-        <w:spacing w:after="0" w:line="360" w:lineRule="auto"/>
-        <w:ind w:firstLine="709"/>
-        <w:jc w:val="both"/>
-        <w:rPr>
-          <w:rFonts w:ascii="Times New Roman" w:hAnsi="Times New Roman" w:cs="Times New Roman"/>
-          <w:sz w:val="28"/>
-          <w:szCs w:val="28"/>
-        </w:rPr>
-      </w:pPr>
-      <w:r>
-        <w:rPr>
-          <w:rFonts w:ascii="Times New Roman" w:hAnsi="Times New Roman" w:cs="Times New Roman"/>
-          <w:sz w:val="28"/>
-          <w:szCs w:val="28"/>
-        </w:rPr>
-        <w:t>B: расстояние = 4, путь = A → B</w:t>
-      </w:r>
-    </w:p>
-    <w:p>
-      <w:pPr>
-        <w:spacing w:after="0" w:line="360" w:lineRule="auto"/>
-        <w:ind w:firstLine="709"/>
-        <w:jc w:val="both"/>
-        <w:rPr>
-          <w:rFonts w:ascii="Times New Roman" w:hAnsi="Times New Roman" w:cs="Times New Roman"/>
-          <w:sz w:val="28"/>
-          <w:szCs w:val="28"/>
-        </w:rPr>
-      </w:pPr>
-      <w:r>
-        <w:rPr>
-          <w:rFonts w:ascii="Times New Roman" w:hAnsi="Times New Roman" w:cs="Times New Roman"/>
-          <w:sz w:val="28"/>
-          <w:szCs w:val="28"/>
-        </w:rPr>
-        <w:t>C: расстояние = 2, путь = A → B → C</w:t>
-      </w:r>
-    </w:p>
-    <w:p>
-      <w:pPr>
-        <w:spacing w:after="0" w:line="360" w:lineRule="auto"/>
-        <w:ind w:firstLine="709"/>
-        <w:jc w:val="both"/>
-        <w:rPr>
-          <w:rFonts w:ascii="Times New Roman" w:hAnsi="Times New Roman" w:cs="Times New Roman"/>
-          <w:sz w:val="28"/>
-          <w:szCs w:val="28"/>
-        </w:rPr>
-      </w:pPr>
-      <w:r>
-        <w:rPr>
-          <w:rFonts w:ascii="Times New Roman" w:hAnsi="Times New Roman" w:cs="Times New Roman"/>
-          <w:sz w:val="28"/>
-          <w:szCs w:val="28"/>
-        </w:rPr>
-        <w:t>D: расстояние = 5, путь = A → B → C → D</w:t>
-      </w:r>
-    </w:p>
-    <w:p>
-      <w:pPr>
-        <w:spacing w:after="0" w:line="360" w:lineRule="auto"/>
-        <w:ind w:firstLine="709"/>
-        <w:jc w:val="both"/>
-        <w:rPr>
-          <w:rFonts w:ascii="Times New Roman" w:hAnsi="Times New Roman" w:cs="Times New Roman"/>
-          <w:sz w:val="28"/>
-          <w:szCs w:val="28"/>
-        </w:rPr>
-      </w:pPr>
-    </w:p>
-    <w:p>
-      <w:pPr>
-        <w:spacing w:after="0" w:line="360" w:lineRule="auto"/>
-        <w:ind w:firstLine="709"/>
-        <w:jc w:val="both"/>
-        <w:rPr>
-          <w:rFonts w:ascii="Times New Roman" w:hAnsi="Times New Roman" w:cs="Times New Roman"/>
-          <w:sz w:val="28"/>
-          <w:szCs w:val="28"/>
-        </w:rPr>
-      </w:pPr>
-      <w:r>
-        <w:rPr>
-          <w:rFonts w:ascii="Times New Roman" w:hAnsi="Times New Roman" w:cs="Times New Roman"/>
-          <w:sz w:val="28"/>
-          <w:szCs w:val="28"/>
-        </w:rPr>
-        <w:t>Если вершина недостижима:</w:t>
-      </w:r>
-    </w:p>
-    <w:p>
-      <w:pPr>
-        <w:spacing w:after="0" w:line="360" w:lineRule="auto"/>
-        <w:ind w:firstLine="709"/>
-        <w:jc w:val="both"/>
-        <w:rPr>
-          <w:rFonts w:ascii="Times New Roman" w:hAnsi="Times New Roman" w:cs="Times New Roman"/>
-          <w:sz w:val="28"/>
-          <w:szCs w:val="28"/>
-        </w:rPr>
-      </w:pPr>
-      <w:r>
-        <w:rPr>
-          <w:rFonts w:ascii="Times New Roman" w:hAnsi="Times New Roman" w:cs="Times New Roman"/>
-          <w:sz w:val="28"/>
-          <w:szCs w:val="28"/>
-        </w:rPr>
-        <w:t>E: недостижима</w:t>
-      </w:r>
-    </w:p>
-    <w:p>
-      <w:pPr>
-        <w:spacing w:after="0" w:line="360" w:lineRule="auto"/>
-        <w:ind w:firstLine="709"/>
-        <w:jc w:val="both"/>
-        <w:rPr>
-          <w:rFonts w:ascii="Times New Roman" w:hAnsi="Times New Roman" w:cs="Times New Roman"/>
-          <w:sz w:val="28"/>
-          <w:szCs w:val="28"/>
-        </w:rPr>
-      </w:pPr>
-    </w:p>
-    <w:p>
-      <w:pPr>
-        <w:spacing w:after="0" w:line="360" w:lineRule="auto"/>
-        <w:ind w:firstLine="709"/>
-        <w:jc w:val="both"/>
-        <w:rPr>
-          <w:rFonts w:ascii="Times New Roman" w:hAnsi="Times New Roman" w:cs="Times New Roman"/>
-          <w:sz w:val="28"/>
-          <w:szCs w:val="28"/>
-        </w:rPr>
-      </w:pPr>
-      <w:r>
-        <w:rPr>
-          <w:rFonts w:ascii="Times New Roman" w:hAnsi="Times New Roman" w:cs="Times New Roman"/>
-          <w:sz w:val="28"/>
-          <w:szCs w:val="28"/>
-        </w:rPr>
-        <w:t>Если найден отрицательный цикл:</w:t>
-      </w:r>
-    </w:p>
-    <w:p>
-      <w:pPr>
-        <w:spacing w:after="0" w:line="360" w:lineRule="auto"/>
-        <w:ind w:firstLine="709"/>
-        <w:jc w:val="both"/>
-        <w:rPr>
-          <w:rFonts w:ascii="Times New Roman" w:hAnsi="Times New Roman" w:cs="Times New Roman"/>
-          <w:sz w:val="28"/>
-          <w:szCs w:val="28"/>
-        </w:rPr>
-      </w:pPr>
-      <w:r>
-        <w:rPr>
-          <w:rFonts w:ascii="Times New Roman" w:hAnsi="Times New Roman" w:cs="Times New Roman"/>
-          <w:sz w:val="28"/>
-          <w:szCs w:val="28"/>
-        </w:rPr>
-        <w:t>Обнаружен отрицательный цикл, достижимый из стартовой вершины.</w:t>
-      </w:r>
-    </w:p>
-    <w:p>
-      <w:pPr>
-        <w:spacing w:after="0" w:line="360" w:lineRule="auto"/>
-        <w:ind w:firstLine="709"/>
-        <w:jc w:val="both"/>
-        <w:rPr>
-          <w:rFonts w:ascii="Times New Roman" w:hAnsi="Times New Roman" w:cs="Times New Roman"/>
-          <w:sz w:val="28"/>
-          <w:szCs w:val="28"/>
-        </w:rPr>
-      </w:pPr>
-      <w:r>
-        <w:rPr>
-          <w:rFonts w:ascii="Times New Roman" w:hAnsi="Times New Roman" w:cs="Times New Roman"/>
-          <w:sz w:val="28"/>
-          <w:szCs w:val="28"/>
-        </w:rPr>
-        <w:t>Кратчайшие пути не могут быть корректно определены для всех вершин.</w:t>
-      </w:r>
-    </w:p>
-    <w:p>
-      <w:pPr>
-        <w:spacing w:after="0" w:line="360" w:lineRule="auto"/>
-        <w:ind w:firstLine="709"/>
-        <w:jc w:val="both"/>
-        <w:rPr>
-          <w:rFonts w:ascii="Times New Roman" w:hAnsi="Times New Roman" w:cs="Times New Roman"/>
-          <w:sz w:val="28"/>
-          <w:szCs w:val="28"/>
-        </w:rPr>
-      </w:pPr>
-      <w:r>
-        <w:rPr>
-          <w:rFonts w:ascii="Times New Roman" w:hAnsi="Times New Roman" w:cs="Times New Roman"/>
-          <w:sz w:val="28"/>
-          <w:szCs w:val="28"/>
-        </w:rPr>
-        <w:t>Однако расстояния до вершин, не достижимых из этого цикла, могут быть корректными и отображаются отдельно.</w:t>
-      </w:r>
-    </w:p>
-    <w:p>
-      <w:pPr>
-        <w:spacing w:after="0" w:line="360" w:lineRule="auto"/>
-        <w:ind w:firstLine="709"/>
-        <w:jc w:val="both"/>
-        <w:rPr>
-          <w:rFonts w:ascii="Times New Roman" w:hAnsi="Times New Roman" w:cs="Times New Roman"/>
-          <w:sz w:val="28"/>
-          <w:szCs w:val="28"/>
-        </w:rPr>
-      </w:pPr>
-      <w:r>
-        <w:rPr>
-          <w:rFonts w:ascii="Times New Roman" w:hAnsi="Times New Roman" w:cs="Times New Roman"/>
-          <w:sz w:val="28"/>
-          <w:szCs w:val="28"/>
-        </w:rPr>
-        <w:lastRenderedPageBreak/>
-        <w:t>Программа должна предусматривать возможность показа корректных расстояний до вершин, недостижимых из обнаруженного отрицательного цикла (в финальной версии).</w:t>
-      </w:r>
-    </w:p>
-    <w:p>
-      <w:pPr>
-        <w:spacing w:before="240" w:after="0" w:line="360" w:lineRule="auto"/>
-        <w:ind w:firstLine="709"/>
-        <w:jc w:val="both"/>
+        <w:t>1</w:t>
+      </w:r>
+      <w:r>
         <w:rPr>
           <w:rFonts w:ascii="Times New Roman" w:hAnsi="Times New Roman" w:cs="Times New Roman"/>
           <w:b/>
@@ -5831,7 +5310,8 @@
           <w:sz w:val="28"/>
           <w:szCs w:val="28"/>
         </w:rPr>
-      </w:pPr>
+        <w:t>3</w:t>
+      </w:r>
       <w:r>
         <w:rPr>
           <w:rFonts w:ascii="Times New Roman" w:hAnsi="Times New Roman" w:cs="Times New Roman"/>
@@ -5840,7 +5320,7 @@
           <w:sz w:val="28"/>
           <w:szCs w:val="28"/>
         </w:rPr>
-        <w:t>14. Формат выходного файла</w:t>
+        <w:t>. Формат выходного файла</w:t>
       </w:r>
     </w:p>
     <w:p>
@@ -5986,6 +5466,7 @@
           <w:szCs w:val="28"/>
           <w:lang w:val="en-US"/>
         </w:rPr>
+        <w:lastRenderedPageBreak/>
         <w:t>A; 0; -; A</w:t>
       </w:r>
     </w:p>
@@ -6108,8 +5589,6 @@
         </w:rPr>
         <w:t>Алгоритм: Форда–Беллмана</w:t>
       </w:r>
-      <w:bookmarkStart w:id="0" w:name="_GoBack"/>
-      <w:bookmarkEnd w:id="0"/>
     </w:p>
     <w:p>
       <w:pPr>
@@ -6228,63 +5707,27 @@
           <w:sz w:val="28"/>
           <w:szCs w:val="28"/>
         </w:rPr>
-        <w:t>V2; INF; -; -</w:t>
-      </w:r>
-      <w:proofErr w:type="gramStart"/>
-      <w:r>
-        <w:rPr>
-          <w:rFonts w:ascii="Times New Roman" w:hAnsi="Times New Roman" w:cs="Times New Roman"/>
-          <w:sz w:val="28"/>
-          <w:szCs w:val="28"/>
-        </w:rPr>
-        <w:t>; Не</w:t>
-      </w:r>
-      <w:proofErr w:type="gramEnd"/>
-      <w:r>
-        <w:rPr>
-          <w:rFonts w:ascii="Times New Roman" w:hAnsi="Times New Roman" w:cs="Times New Roman"/>
-          <w:sz w:val="28"/>
-          <w:szCs w:val="28"/>
-        </w:rPr>
-        <w:t xml:space="preserve"> определено (в цикле)</w:t>
-      </w:r>
-    </w:p>
-    <w:p>
-      <w:pPr>
-        <w:spacing w:after="0" w:line="360" w:lineRule="auto"/>
-        <w:ind w:firstLine="709"/>
-        <w:jc w:val="both"/>
-        <w:rPr>
-          <w:rFonts w:ascii="Times New Roman" w:hAnsi="Times New Roman" w:cs="Times New Roman"/>
-          <w:sz w:val="28"/>
-          <w:szCs w:val="28"/>
-        </w:rPr>
-      </w:pPr>
-      <w:r>
-        <w:rPr>
-          <w:rFonts w:ascii="Times New Roman" w:hAnsi="Times New Roman" w:cs="Times New Roman"/>
-          <w:sz w:val="28"/>
-          <w:szCs w:val="28"/>
-        </w:rPr>
-        <w:t>V3; 10; V2; V1 -&gt; V2 -&gt; V3</w:t>
-      </w:r>
-      <w:proofErr w:type="gramStart"/>
-      <w:r>
-        <w:rPr>
-          <w:rFonts w:ascii="Times New Roman" w:hAnsi="Times New Roman" w:cs="Times New Roman"/>
-          <w:sz w:val="28"/>
-          <w:szCs w:val="28"/>
-        </w:rPr>
-        <w:t>; Корректно</w:t>
-      </w:r>
-      <w:proofErr w:type="gramEnd"/>
-      <w:r>
-        <w:rPr>
-          <w:rFonts w:ascii="Times New Roman" w:hAnsi="Times New Roman" w:cs="Times New Roman"/>
-          <w:sz w:val="28"/>
-          <w:szCs w:val="28"/>
-        </w:rPr>
-        <w:t xml:space="preserve"> (вне цикла)</w:t>
+        <w:t>V2; INF; -; -; Не определено (в цикле)</w:t>
+      </w:r>
+    </w:p>
+    <w:p>
+      <w:pPr>
+        <w:spacing w:after="0" w:line="360" w:lineRule="auto"/>
+        <w:ind w:firstLine="709"/>
+        <w:jc w:val="both"/>
+        <w:rPr>
+          <w:rFonts w:ascii="Times New Roman" w:hAnsi="Times New Roman" w:cs="Times New Roman"/>
+          <w:sz w:val="28"/>
+          <w:szCs w:val="28"/>
+        </w:rPr>
+      </w:pPr>
+      <w:r>
+        <w:rPr>
+          <w:rFonts w:ascii="Times New Roman" w:hAnsi="Times New Roman" w:cs="Times New Roman"/>
+          <w:sz w:val="28"/>
+          <w:szCs w:val="28"/>
+        </w:rPr>
+        <w:t>V3; 10; V2; V1 -&gt; V2 -&gt; V3; Корректно (вне цикла)</w:t>
       </w:r>
     </w:p>
     <w:p>
@@ -6324,43 +5767,12 @@
           <w:sz w:val="28"/>
           <w:szCs w:val="28"/>
         </w:rPr>
-        <w:t>E; 21; V3; V1 -&gt; V2 -&gt; V3 -&gt; E</w:t>
-      </w:r>
-      <w:proofErr w:type="gramStart"/>
-      <w:r>
-        <w:rPr>
-          <w:rFonts w:ascii="Times New Roman" w:hAnsi="Times New Roman" w:cs="Times New Roman"/>
-          <w:sz w:val="28"/>
-          <w:szCs w:val="28"/>
-        </w:rPr>
-        <w:t>; Корректно</w:t>
-      </w:r>
-      <w:proofErr w:type="gramEnd"/>
-      <w:r>
-        <w:rPr>
-          <w:rFonts w:ascii="Times New Roman" w:hAnsi="Times New Roman" w:cs="Times New Roman"/>
-          <w:sz w:val="28"/>
-          <w:szCs w:val="28"/>
-        </w:rPr>
-        <w:t xml:space="preserve"> (вне цикла)</w:t>
-      </w:r>
-    </w:p>
-    <w:p>
-      <w:pPr>
-        <w:spacing w:after="0" w:line="360" w:lineRule="auto"/>
-        <w:ind w:firstLine="709"/>
-        <w:jc w:val="both"/>
-        <w:rPr>
-          <w:rFonts w:ascii="Times New Roman" w:hAnsi="Times New Roman" w:cs="Times New Roman"/>
-          <w:sz w:val="28"/>
-          <w:szCs w:val="28"/>
-        </w:rPr>
-      </w:pPr>
-    </w:p>
-    <w:p>
-      <w:pPr>
-        <w:spacing w:after="0" w:line="360" w:lineRule="auto"/>
-        <w:ind w:firstLine="709"/>
+        <w:t>E; 21; V3; V1 -&gt; V2 -&gt; V3 -&gt; E; Корректно (вне цикла)</w:t>
+      </w:r>
+    </w:p>
+    <w:p>
+      <w:pPr>
+        <w:spacing w:after="0" w:line="360" w:lineRule="auto"/>
         <w:jc w:val="both"/>
         <w:rPr>
           <w:rFonts w:ascii="Times New Roman" w:hAnsi="Times New Roman" w:cs="Times New Roman"/>
@@ -6390,46 +5802,47 @@
           <w:sz w:val="28"/>
           <w:szCs w:val="28"/>
         </w:rPr>
-        <w:lastRenderedPageBreak/>
-        <w:t>15. Обработка ошибок</w:t>
-      </w:r>
-    </w:p>
-    <w:p>
-      <w:pPr>
-        <w:spacing w:after="0" w:line="360" w:lineRule="auto"/>
-        <w:ind w:firstLine="709"/>
-        <w:jc w:val="both"/>
-        <w:rPr>
-          <w:rFonts w:ascii="Times New Roman" w:hAnsi="Times New Roman" w:cs="Times New Roman"/>
-          <w:sz w:val="28"/>
-          <w:szCs w:val="28"/>
-        </w:rPr>
-      </w:pPr>
-      <w:r>
-        <w:rPr>
-          <w:rFonts w:ascii="Times New Roman" w:hAnsi="Times New Roman" w:cs="Times New Roman"/>
-          <w:sz w:val="28"/>
-          <w:szCs w:val="28"/>
-        </w:rPr>
-        <w:t xml:space="preserve">Программа не должна </w:t>
-      </w:r>
-      <w:proofErr w:type="spellStart"/>
-      <w:r>
-        <w:rPr>
-          <w:rFonts w:ascii="Times New Roman" w:hAnsi="Times New Roman" w:cs="Times New Roman"/>
-          <w:sz w:val="28"/>
-          <w:szCs w:val="28"/>
-        </w:rPr>
-        <w:t>аварийно</w:t>
-      </w:r>
-      <w:proofErr w:type="spellEnd"/>
-      <w:r>
-        <w:rPr>
-          <w:rFonts w:ascii="Times New Roman" w:hAnsi="Times New Roman" w:cs="Times New Roman"/>
-          <w:sz w:val="28"/>
-          <w:szCs w:val="28"/>
-        </w:rPr>
-        <w:t xml:space="preserve"> завершаться при некорректных действиях пользователя или неверных файлах.</w:t>
+        <w:t>1</w:t>
+      </w:r>
+      <w:r>
+        <w:rPr>
+          <w:rFonts w:ascii="Times New Roman" w:hAnsi="Times New Roman" w:cs="Times New Roman"/>
+          <w:b/>
+          <w:bCs/>
+          <w:sz w:val="28"/>
+          <w:szCs w:val="28"/>
+        </w:rPr>
+        <w:t>4</w:t>
+      </w:r>
+      <w:r>
+        <w:rPr>
+          <w:rFonts w:ascii="Times New Roman" w:hAnsi="Times New Roman" w:cs="Times New Roman"/>
+          <w:b/>
+          <w:bCs/>
+          <w:sz w:val="28"/>
+          <w:szCs w:val="28"/>
+        </w:rPr>
+        <w:t>. Обработка ошибок</w:t>
+      </w:r>
+    </w:p>
+    <w:p>
+      <w:pPr>
+        <w:spacing w:after="0" w:line="360" w:lineRule="auto"/>
+        <w:ind w:firstLine="709"/>
+        <w:jc w:val="both"/>
+        <w:rPr>
+          <w:rFonts w:ascii="Times New Roman" w:hAnsi="Times New Roman" w:cs="Times New Roman"/>
+          <w:sz w:val="28"/>
+          <w:szCs w:val="28"/>
+        </w:rPr>
+      </w:pPr>
+      <w:r>
+        <w:rPr>
+          <w:rFonts w:ascii="Times New Roman" w:hAnsi="Times New Roman" w:cs="Times New Roman"/>
+          <w:sz w:val="28"/>
+          <w:szCs w:val="28"/>
+        </w:rPr>
+        <w:t>Программа не должна аварийно завершаться при некорректных действиях пользователя или неверных файлах.</w:t>
       </w:r>
     </w:p>
     <w:p>
@@ -6609,23 +6022,13 @@
           <w:szCs w:val="28"/>
         </w:rPr>
       </w:pPr>
-      <w:proofErr w:type="spellStart"/>
-      <w:r>
-        <w:rPr>
-          <w:rFonts w:ascii="Times New Roman" w:hAnsi="Times New Roman" w:cs="Times New Roman"/>
-          <w:sz w:val="28"/>
-          <w:szCs w:val="28"/>
-        </w:rPr>
-        <w:t>message</w:t>
-      </w:r>
-      <w:proofErr w:type="spellEnd"/>
-      <w:r>
-        <w:rPr>
-          <w:rFonts w:ascii="Times New Roman" w:hAnsi="Times New Roman" w:cs="Times New Roman"/>
-          <w:sz w:val="28"/>
-          <w:szCs w:val="28"/>
-        </w:rPr>
-        <w:t>: Ошибка в строке 7: вершина X не объявлена.</w:t>
+      <w:r>
+        <w:rPr>
+          <w:rFonts w:ascii="Times New Roman" w:hAnsi="Times New Roman" w:cs="Times New Roman"/>
+          <w:sz w:val="28"/>
+          <w:szCs w:val="28"/>
+        </w:rPr>
+        <w:t>message: Ошибка в строке 7: вершина X не объявлена.</w:t>
       </w:r>
     </w:p>
     <w:p>
@@ -6659,7 +6062,7 @@
 </file>
 
 <file path=word/numbering.xml><?xml version="1.0" encoding="utf-8"?>
-<w:numbering xmlns:wpc="http://schemas.microsoft.com/office/word/2010/wordprocessingCanvas" xmlns:cx="http://schemas.microsoft.com/office/drawing/2014/chartex" xmlns:cx1="http://schemas.microsoft.com/office/drawing/2015/9/8/chartex" xmlns:cx2="http://schemas.microsoft.com/office/drawing/2015/10/21/chartex" xmlns:cx3="http://schemas.microsoft.com/office/drawing/2016/5/9/chartex" xmlns:cx4="http://schemas.microsoft.com/office/drawing/2016/5/10/chartex" xmlns:cx5="http://schemas.microsoft.com/office/drawing/2016/5/11/chartex" xmlns:cx6="http://schemas.microsoft.com/office/drawing/2016/5/12/chartex" xmlns:cx7="http://schemas.microsoft.com/office/drawing/2016/5/13/chartex" xmlns:cx8="http://schemas.microsoft.com/office/drawing/2016/5/14/chartex" xmlns:mc="http://schemas.openxmlformats.org/markup-compatibility/2006" xmlns:aink="http://schemas.microsoft.com/office/drawing/2016/ink" xmlns:am3d="http://schemas.microsoft.com/office/drawing/2017/model3d" xmlns:o="urn:schemas-microsoft-com:office:office" xmlns:r="http://schemas.openxmlformats.org/officeDocument/2006/relationships" xmlns:m="http://schemas.openxmlformats.org/officeDocument/2006/math" xmlns:v="urn:schemas-microsoft-com:vml" xmlns:wp14="http://schemas.microsoft.com/office/word/2010/wordprocessingDrawing" xmlns:wp="http://schemas.openxmlformats.org/drawingml/2006/wordprocessingDrawing" xmlns:w10="urn:schemas-microsoft-com:office:word" xmlns:w="http://schemas.openxmlformats.org/wordprocessingml/2006/main" xmlns:w14="http://schemas.microsoft.com/office/word/2010/wordml" xmlns:w15="http://schemas.microsoft.com/office/word/2012/wordml" xmlns:w16cex="http://schemas.microsoft.com/office/word/2018/wordml/cex" xmlns:w16cid="http://schemas.microsoft.com/office/word/2016/wordml/cid" xmlns:w16="http://schemas.microsoft.com/office/word/2018/wordml" xmlns:w16se="http://schemas.microsoft.com/office/word/2015/wordml/symex" xmlns:wpg="http://schemas.microsoft.com/office/word/2010/wordprocessingGroup" xmlns:wpi="http://schemas.microsoft.com/office/word/2010/wordprocessingInk" xmlns:wne="http://schemas.microsoft.com/office/word/2006/wordml" xmlns:wps="http://schemas.microsoft.com/office/word/2010/wordprocessingShape" mc:Ignorable="w14 w15 w16se w16cid w16 w16cex wp14">
+<w:numbering xmlns:wpc="http://schemas.microsoft.com/office/word/2010/wordprocessingCanvas" xmlns:cx="http://schemas.microsoft.com/office/drawing/2014/chartex" xmlns:cx1="http://schemas.microsoft.com/office/drawing/2015/9/8/chartex" xmlns:cx2="http://schemas.microsoft.com/office/drawing/2015/10/21/chartex" xmlns:cx3="http://schemas.microsoft.com/office/drawing/2016/5/9/chartex" xmlns:cx4="http://schemas.microsoft.com/office/drawing/2016/5/10/chartex" xmlns:cx5="http://schemas.microsoft.com/office/drawing/2016/5/11/chartex" xmlns:cx6="http://schemas.microsoft.com/office/drawing/2016/5/12/chartex" xmlns:cx7="http://schemas.microsoft.com/office/drawing/2016/5/13/chartex" xmlns:cx8="http://schemas.microsoft.com/office/drawing/2016/5/14/chartex" xmlns:mc="http://schemas.openxmlformats.org/markup-compatibility/2006" xmlns:aink="http://schemas.microsoft.com/office/drawing/2016/ink" xmlns:am3d="http://schemas.microsoft.com/office/drawing/2017/model3d" xmlns:o="urn:schemas-microsoft-com:office:office" xmlns:r="http://schemas.openxmlformats.org/officeDocument/2006/relationships" xmlns:m="http://schemas.openxmlformats.org/officeDocument/2006/math" xmlns:v="urn:schemas-microsoft-com:vml" xmlns:wp14="http://schemas.microsoft.com/office/word/2010/wordprocessingDrawing" xmlns:wp="http://schemas.openxmlformats.org/drawingml/2006/wordprocessingDrawing" xmlns:w10="urn:schemas-microsoft-com:office:word" xmlns:w="http://schemas.openxmlformats.org/wordprocessingml/2006/main" xmlns:w14="http://schemas.microsoft.com/office/word/2010/wordml" xmlns:w15="http://schemas.microsoft.com/office/word/2012/wordml" xmlns:w16cex="http://schemas.microsoft.com/office/word/2018/wordml/cex" xmlns:w16cid="http://schemas.microsoft.com/office/word/2016/wordml/cid" xmlns:w16="http://schemas.microsoft.com/office/word/2018/wordml" xmlns:w16sdtdh="http://schemas.microsoft.com/office/word/2020/wordml/sdtdatahash" xmlns:w16se="http://schemas.microsoft.com/office/word/2015/wordml/symex" xmlns:wpg="http://schemas.microsoft.com/office/word/2010/wordprocessingGroup" xmlns:wpi="http://schemas.microsoft.com/office/word/2010/wordprocessingInk" xmlns:wne="http://schemas.microsoft.com/office/word/2006/wordml" xmlns:wps="http://schemas.microsoft.com/office/word/2010/wordprocessingShape" mc:Ignorable="w14 w15 w16se w16cid w16 w16cex w16sdtdh wp14">
   <w:abstractNum w:abstractNumId="0" w15:restartNumberingAfterBreak="0">
     <w:nsid w:val="0381209A"/>
     <w:multiLevelType w:val="hybridMultilevel"/>
@@ -8733,7 +8136,7 @@
 </file>
 
 <file path=word/styles.xml><?xml version="1.0" encoding="utf-8"?>
-<w:styles xmlns:mc="http://schemas.openxmlformats.org/markup-compatibility/2006" xmlns:r="http://schemas.openxmlformats.org/officeDocument/2006/relationships" xmlns:w="http://schemas.openxmlformats.org/wordprocessingml/2006/main" xmlns:w14="http://schemas.microsoft.com/office/word/2010/wordml" xmlns:w15="http://schemas.microsoft.com/office/word/2012/wordml" xmlns:w16cex="http://schemas.microsoft.com/office/word/2018/wordml/cex" xmlns:w16cid="http://schemas.microsoft.com/office/word/2016/wordml/cid" xmlns:w16="http://schemas.microsoft.com/office/word/2018/wordml" xmlns:w16se="http://schemas.microsoft.com/office/word/2015/wordml/symex" mc:Ignorable="w14 w15 w16se w16cid w16 w16cex">
+<w:styles xmlns:mc="http://schemas.openxmlformats.org/markup-compatibility/2006" xmlns:r="http://schemas.openxmlformats.org/officeDocument/2006/relationships" xmlns:w="http://schemas.openxmlformats.org/wordprocessingml/2006/main" xmlns:w14="http://schemas.microsoft.com/office/word/2010/wordml" xmlns:w15="http://schemas.microsoft.com/office/word/2012/wordml" xmlns:w16cex="http://schemas.microsoft.com/office/word/2018/wordml/cex" xmlns:w16cid="http://schemas.microsoft.com/office/word/2016/wordml/cid" xmlns:w16="http://schemas.microsoft.com/office/word/2018/wordml" xmlns:w16sdtdh="http://schemas.microsoft.com/office/word/2020/wordml/sdtdatahash" xmlns:w16se="http://schemas.microsoft.com/office/word/2015/wordml/symex" mc:Ignorable="w14 w15 w16se w16cid w16 w16cex w16sdtdh">
   <w:docDefaults>
     <w:rPrDefault>
       <w:rPr>
